--- a/Документы/Задание Производственная практика (проектно-технологическая).docx
+++ b/Документы/Задание Производственная практика (проектно-технологическая).docx
@@ -241,43 +241,7 @@
           <w:sz w:val="22"/>
           <w:szCs w:val="22"/>
         </w:rPr>
-        <w:t xml:space="preserve">Зав. </w:t>
-      </w:r>
-      <w:proofErr w:type="gramStart"/>
-      <w:r>
-        <w:rPr>
-          <w:color w:val="000000"/>
-          <w:sz w:val="22"/>
-          <w:szCs w:val="22"/>
-        </w:rPr>
-        <w:t xml:space="preserve">кафедрой  </w:t>
-      </w:r>
-      <w:proofErr w:type="spellStart"/>
-      <w:r>
-        <w:rPr>
-          <w:color w:val="000000"/>
-          <w:sz w:val="22"/>
-          <w:szCs w:val="22"/>
-        </w:rPr>
-        <w:t>д.п.н</w:t>
-      </w:r>
-      <w:proofErr w:type="spellEnd"/>
-      <w:r>
-        <w:rPr>
-          <w:color w:val="000000"/>
-          <w:sz w:val="22"/>
-          <w:szCs w:val="22"/>
-        </w:rPr>
-        <w:t>.</w:t>
-      </w:r>
-      <w:proofErr w:type="gramEnd"/>
-      <w:r>
-        <w:rPr>
-          <w:color w:val="000000"/>
-          <w:sz w:val="22"/>
-          <w:szCs w:val="22"/>
-        </w:rPr>
-        <w:t>, проф.</w:t>
+        <w:t>Зав. кафедрой  д.п.н., проф.</w:t>
       </w:r>
     </w:p>
     <w:p>
@@ -323,7 +287,6 @@
           <w:szCs w:val="22"/>
         </w:rPr>
       </w:pPr>
-      <w:proofErr w:type="spellStart"/>
       <w:r>
         <w:rPr>
           <w:color w:val="000000"/>
@@ -332,7 +295,6 @@
         </w:rPr>
         <w:t>Е.З.Власова</w:t>
       </w:r>
-      <w:proofErr w:type="spellEnd"/>
     </w:p>
     <w:p>
       <w:pPr>
@@ -351,23 +313,13 @@
           <w:szCs w:val="22"/>
         </w:rPr>
       </w:pPr>
-      <w:proofErr w:type="gramStart"/>
-      <w:r>
-        <w:rPr>
-          <w:color w:val="000000"/>
-          <w:sz w:val="22"/>
-          <w:szCs w:val="22"/>
-        </w:rPr>
-        <w:t xml:space="preserve">«  </w:t>
-      </w:r>
-      <w:proofErr w:type="gramEnd"/>
-      <w:r>
-        <w:rPr>
-          <w:color w:val="000000"/>
-          <w:sz w:val="22"/>
-          <w:szCs w:val="22"/>
-        </w:rPr>
-        <w:t xml:space="preserve">   » ______________ 20</w:t>
+      <w:r>
+        <w:rPr>
+          <w:color w:val="000000"/>
+          <w:sz w:val="22"/>
+          <w:szCs w:val="22"/>
+        </w:rPr>
+        <w:t>«     » ______________ 20</w:t>
       </w:r>
       <w:r>
         <w:rPr>
@@ -663,30 +615,8 @@
         <w:rPr>
           <w:u w:val="single"/>
         </w:rPr>
-        <w:t xml:space="preserve"> </w:t>
-      </w:r>
-      <w:proofErr w:type="spellStart"/>
-      <w:r>
-        <w:rPr>
-          <w:u w:val="single"/>
-        </w:rPr>
-        <w:t>к.п.н</w:t>
-      </w:r>
-      <w:proofErr w:type="spellEnd"/>
-      <w:r>
-        <w:rPr>
-          <w:u w:val="single"/>
-        </w:rPr>
-        <w:t xml:space="preserve">. доцент, доцент кафедры </w:t>
-      </w:r>
-      <w:proofErr w:type="spellStart"/>
-      <w:r>
-        <w:rPr>
-          <w:u w:val="single"/>
-        </w:rPr>
-        <w:t>ИТиЭО</w:t>
-      </w:r>
-      <w:proofErr w:type="spellEnd"/>
+        <w:t xml:space="preserve"> к.п.н. доцент, доцент кафедры ИТиЭО</w:t>
+      </w:r>
       <w:r>
         <w:rPr>
           <w:u w:val="single"/>
@@ -756,23 +686,7 @@
           <w:sz w:val="22"/>
           <w:szCs w:val="22"/>
         </w:rPr>
-        <w:t xml:space="preserve">Утверждено </w:t>
-      </w:r>
-      <w:proofErr w:type="gramStart"/>
-      <w:r>
-        <w:rPr>
-          <w:sz w:val="22"/>
-          <w:szCs w:val="22"/>
-        </w:rPr>
-        <w:t>приказом  ФГБОУ</w:t>
-      </w:r>
-      <w:proofErr w:type="gramEnd"/>
-      <w:r>
-        <w:rPr>
-          <w:sz w:val="22"/>
-          <w:szCs w:val="22"/>
-        </w:rPr>
-        <w:t xml:space="preserve"> ВО «РГПУ им. А. И. Герцена» №</w:t>
+        <w:t>Утверждено приказом  ФГБОУ ВО «РГПУ им. А. И. Герцена» №</w:t>
       </w:r>
       <w:r>
         <w:rPr>
@@ -1503,7 +1417,6 @@
               </w:rPr>
               <w:t xml:space="preserve">для портала </w:t>
             </w:r>
-            <w:proofErr w:type="spellStart"/>
             <w:r>
               <w:rPr>
                 <w:color w:val="000000"/>
@@ -1511,7 +1424,6 @@
               </w:rPr>
               <w:t>vbkg</w:t>
             </w:r>
-            <w:proofErr w:type="spellEnd"/>
             <w:r>
               <w:rPr>
                 <w:color w:val="000000"/>
@@ -1531,7 +1443,6 @@
               </w:rPr>
               <w:t>-</w:t>
             </w:r>
-            <w:proofErr w:type="spellStart"/>
             <w:r>
               <w:rPr>
                 <w:color w:val="000000"/>
@@ -1539,14 +1450,12 @@
               </w:rPr>
               <w:t>cbs</w:t>
             </w:r>
-            <w:proofErr w:type="spellEnd"/>
             <w:r>
               <w:rPr>
                 <w:color w:val="000000"/>
               </w:rPr>
               <w:t>.</w:t>
             </w:r>
-            <w:proofErr w:type="spellStart"/>
             <w:r>
               <w:rPr>
                 <w:color w:val="000000"/>
@@ -1554,7 +1463,6 @@
               </w:rPr>
               <w:t>ru</w:t>
             </w:r>
-            <w:proofErr w:type="spellEnd"/>
             <w:r>
               <w:rPr>
                 <w:color w:val="000000"/>
@@ -1665,27 +1573,16 @@
               <w:t>(текстовый документ) (опубликовать в электронном портфолио, ссылка</w:t>
             </w:r>
             <w:r>
+              <w:t xml:space="preserve"> и </w:t>
+            </w:r>
+            <w:r>
               <w:t xml:space="preserve"> </w:t>
             </w:r>
-            <w:proofErr w:type="gramStart"/>
-            <w:r>
-              <w:t xml:space="preserve">и </w:t>
-            </w:r>
-            <w:r>
-              <w:t xml:space="preserve"> </w:t>
-            </w:r>
-            <w:r>
-              <w:rPr>
-                <w:color w:val="000000"/>
-              </w:rPr>
-              <w:t>QR</w:t>
-            </w:r>
-            <w:proofErr w:type="gramEnd"/>
-            <w:r>
-              <w:rPr>
-                <w:color w:val="000000"/>
-              </w:rPr>
-              <w:t xml:space="preserve">-код </w:t>
+            <w:r>
+              <w:rPr>
+                <w:color w:val="000000"/>
+              </w:rPr>
+              <w:t xml:space="preserve">QR-код </w:t>
             </w:r>
             <w:r>
               <w:t>в отчете).</w:t>
@@ -1716,8 +1613,18 @@
                 <w:color w:val="000000"/>
                 <w:sz w:val="20"/>
                 <w:szCs w:val="20"/>
+                <w:lang w:val="en-US"/>
               </w:rPr>
             </w:pPr>
+            <w:r>
+              <w:rPr>
+                <w:color w:val="000000"/>
+                <w:sz w:val="20"/>
+                <w:szCs w:val="20"/>
+                <w:lang w:val="en-US"/>
+              </w:rPr>
+              <w:t>16.02.2026</w:t>
+            </w:r>
           </w:p>
         </w:tc>
         <w:tc>
@@ -1746,6 +1653,33 @@
                 <w:szCs w:val="20"/>
               </w:rPr>
             </w:pPr>
+            <w:r>
+              <w:rPr>
+                <w:color w:val="000000"/>
+                <w:sz w:val="20"/>
+                <w:szCs w:val="20"/>
+                <w:lang w:val="en-US"/>
+              </w:rPr>
+              <w:t>1</w:t>
+            </w:r>
+            <w:r>
+              <w:rPr>
+                <w:color w:val="000000"/>
+                <w:sz w:val="20"/>
+                <w:szCs w:val="20"/>
+                <w:lang w:val="en-US"/>
+              </w:rPr>
+              <w:t>4</w:t>
+            </w:r>
+            <w:r>
+              <w:rPr>
+                <w:color w:val="000000"/>
+                <w:sz w:val="20"/>
+                <w:szCs w:val="20"/>
+                <w:lang w:val="en-US"/>
+              </w:rPr>
+              <w:t>.02.2026</w:t>
+            </w:r>
           </w:p>
         </w:tc>
       </w:tr>
@@ -2116,27 +2050,16 @@
               <w:t>(опубликовать в электронном портфолио, ссылка</w:t>
             </w:r>
             <w:r>
+              <w:t xml:space="preserve"> и </w:t>
+            </w:r>
+            <w:r>
               <w:t xml:space="preserve"> </w:t>
             </w:r>
-            <w:proofErr w:type="gramStart"/>
-            <w:r>
-              <w:t xml:space="preserve">и </w:t>
-            </w:r>
-            <w:r>
-              <w:t xml:space="preserve"> </w:t>
-            </w:r>
-            <w:r>
-              <w:rPr>
-                <w:color w:val="000000"/>
-              </w:rPr>
-              <w:t>QR</w:t>
-            </w:r>
-            <w:proofErr w:type="gramEnd"/>
-            <w:r>
-              <w:rPr>
-                <w:color w:val="000000"/>
-              </w:rPr>
-              <w:t xml:space="preserve">-код </w:t>
+            <w:r>
+              <w:rPr>
+                <w:color w:val="000000"/>
+              </w:rPr>
+              <w:t xml:space="preserve">QR-код </w:t>
             </w:r>
             <w:r>
               <w:t>в отчете).</w:t>
@@ -2169,6 +2092,25 @@
                 <w:szCs w:val="20"/>
               </w:rPr>
             </w:pPr>
+            <w:r>
+              <w:rPr>
+                <w:color w:val="000000"/>
+                <w:sz w:val="20"/>
+                <w:szCs w:val="20"/>
+                <w:lang w:val="en-US"/>
+              </w:rPr>
+              <w:lastRenderedPageBreak/>
+              <w:t>23</w:t>
+            </w:r>
+            <w:r>
+              <w:rPr>
+                <w:color w:val="000000"/>
+                <w:sz w:val="20"/>
+                <w:szCs w:val="20"/>
+                <w:lang w:val="en-US"/>
+              </w:rPr>
+              <w:t>.02.2026</w:t>
+            </w:r>
           </w:p>
         </w:tc>
         <w:tc>
@@ -2197,191 +2139,24 @@
                 <w:szCs w:val="20"/>
               </w:rPr>
             </w:pPr>
-          </w:p>
-        </w:tc>
-      </w:tr>
-      <w:tr>
-        <w:trPr>
-          <w:trHeight w:val="480"/>
-        </w:trPr>
-        <w:tc>
-          <w:tcPr>
-            <w:tcW w:w="4536" w:type="dxa"/>
-            <w:tcBorders>
-              <w:top w:val="single" w:sz="4" w:space="0" w:color="000000"/>
-              <w:left w:val="single" w:sz="4" w:space="0" w:color="000000"/>
-              <w:bottom w:val="single" w:sz="4" w:space="0" w:color="000000"/>
-              <w:right w:val="single" w:sz="4" w:space="0" w:color="000000"/>
-            </w:tcBorders>
-          </w:tcPr>
-          <w:p>
-            <w:pPr>
-              <w:rPr>
-                <w:rFonts w:ascii="Calibri" w:eastAsia="Calibri" w:hAnsi="Calibri" w:cs="Calibri"/>
-                <w:color w:val="000000"/>
-                <w:sz w:val="22"/>
-                <w:szCs w:val="22"/>
-              </w:rPr>
-            </w:pPr>
-            <w:r>
-              <w:rPr>
-                <w:color w:val="000000"/>
-              </w:rPr>
-              <w:t>1.</w:t>
-            </w:r>
-            <w:r>
-              <w:rPr>
-                <w:color w:val="000000"/>
-              </w:rPr>
-              <w:t>3</w:t>
-            </w:r>
-            <w:r>
-              <w:rPr>
-                <w:color w:val="000000"/>
-              </w:rPr>
-              <w:t>.</w:t>
-            </w:r>
-            <w:r>
-              <w:t xml:space="preserve"> </w:t>
-            </w:r>
-            <w:bookmarkStart w:id="1" w:name="_Hlk222341952"/>
-            <w:r>
-              <w:t xml:space="preserve">Контейнеризация СУБД </w:t>
-            </w:r>
-            <w:proofErr w:type="spellStart"/>
-            <w:r>
-              <w:t>PostgreSQL</w:t>
-            </w:r>
-            <w:proofErr w:type="spellEnd"/>
-            <w:r>
-              <w:t>.</w:t>
-            </w:r>
-            <w:bookmarkEnd w:id="1"/>
-          </w:p>
-        </w:tc>
-        <w:tc>
-          <w:tcPr>
-            <w:tcW w:w="2552" w:type="dxa"/>
-            <w:tcBorders>
-              <w:top w:val="single" w:sz="4" w:space="0" w:color="000000"/>
-              <w:left w:val="single" w:sz="4" w:space="0" w:color="000000"/>
-              <w:bottom w:val="single" w:sz="4" w:space="0" w:color="000000"/>
-              <w:right w:val="single" w:sz="4" w:space="0" w:color="000000"/>
-            </w:tcBorders>
-          </w:tcPr>
-          <w:p>
-            <w:pPr>
-              <w:pBdr>
-                <w:top w:val="nil"/>
-                <w:left w:val="nil"/>
-                <w:bottom w:val="nil"/>
-                <w:right w:val="nil"/>
-                <w:between w:val="nil"/>
-              </w:pBdr>
-              <w:tabs>
-                <w:tab w:val="left" w:pos="-15"/>
-              </w:tabs>
-              <w:rPr>
-                <w:rFonts w:ascii="Calibri" w:eastAsia="Calibri" w:hAnsi="Calibri" w:cs="Calibri"/>
-                <w:color w:val="000000"/>
-                <w:sz w:val="22"/>
-                <w:szCs w:val="22"/>
-              </w:rPr>
-            </w:pPr>
-            <w:r>
-              <w:t>Текст отчёта</w:t>
-            </w:r>
-            <w:r>
-              <w:t xml:space="preserve"> </w:t>
-            </w:r>
-            <w:r>
-              <w:t xml:space="preserve">с описанием итогового результата </w:t>
-            </w:r>
-            <w:r>
-              <w:t>(текстовый документ) (опубликовать в электронном портфолио, ссылка</w:t>
-            </w:r>
-            <w:r>
-              <w:t xml:space="preserve"> </w:t>
-            </w:r>
-            <w:proofErr w:type="gramStart"/>
-            <w:r>
-              <w:t xml:space="preserve">и </w:t>
-            </w:r>
-            <w:r>
-              <w:t xml:space="preserve"> </w:t>
-            </w:r>
-            <w:r>
-              <w:rPr>
-                <w:color w:val="000000"/>
-              </w:rPr>
-              <w:t>QR</w:t>
-            </w:r>
-            <w:proofErr w:type="gramEnd"/>
-            <w:r>
-              <w:rPr>
-                <w:color w:val="000000"/>
-              </w:rPr>
-              <w:t xml:space="preserve">-код </w:t>
-            </w:r>
-            <w:r>
-              <w:t>в отчете).</w:t>
-            </w:r>
-          </w:p>
-        </w:tc>
-        <w:tc>
-          <w:tcPr>
-            <w:tcW w:w="1134" w:type="dxa"/>
-            <w:tcBorders>
-              <w:top w:val="single" w:sz="4" w:space="0" w:color="000000"/>
-              <w:left w:val="single" w:sz="4" w:space="0" w:color="000000"/>
-              <w:bottom w:val="single" w:sz="4" w:space="0" w:color="000000"/>
-              <w:right w:val="single" w:sz="4" w:space="0" w:color="000000"/>
-            </w:tcBorders>
-          </w:tcPr>
-          <w:p>
-            <w:pPr>
-              <w:pBdr>
-                <w:top w:val="nil"/>
-                <w:left w:val="nil"/>
-                <w:bottom w:val="nil"/>
-                <w:right w:val="nil"/>
-                <w:between w:val="nil"/>
-              </w:pBdr>
-              <w:jc w:val="both"/>
+            <w:r>
               <w:rPr>
                 <w:color w:val="000000"/>
                 <w:sz w:val="20"/>
                 <w:szCs w:val="20"/>
-              </w:rPr>
-            </w:pPr>
-          </w:p>
-        </w:tc>
-        <w:tc>
-          <w:tcPr>
-            <w:tcW w:w="1498" w:type="dxa"/>
-            <w:tcBorders>
-              <w:top w:val="single" w:sz="4" w:space="0" w:color="000000"/>
-              <w:left w:val="single" w:sz="4" w:space="0" w:color="000000"/>
-              <w:bottom w:val="single" w:sz="4" w:space="0" w:color="000000"/>
-              <w:right w:val="single" w:sz="4" w:space="0" w:color="000000"/>
-            </w:tcBorders>
-          </w:tcPr>
-          <w:p>
-            <w:pPr>
-              <w:pBdr>
-                <w:top w:val="nil"/>
-                <w:left w:val="nil"/>
-                <w:bottom w:val="nil"/>
-                <w:right w:val="nil"/>
-                <w:between w:val="nil"/>
-              </w:pBdr>
-              <w:jc w:val="both"/>
+                <w:lang w:val="en-US"/>
+              </w:rPr>
+              <w:t>24</w:t>
+            </w:r>
+            <w:r>
               <w:rPr>
                 <w:color w:val="000000"/>
                 <w:sz w:val="20"/>
                 <w:szCs w:val="20"/>
-              </w:rPr>
-            </w:pPr>
+                <w:lang w:val="en-US"/>
+              </w:rPr>
+              <w:t>.02.2026</w:t>
+            </w:r>
           </w:p>
         </w:tc>
       </w:tr>
@@ -2406,34 +2181,70 @@
               <w:spacing w:before="0" w:beforeAutospacing="0" w:after="150" w:afterAutospacing="0"/>
             </w:pPr>
             <w:r>
-              <w:t>1.4.</w:t>
-            </w:r>
-            <w:r>
+              <w:t>1.</w:t>
+            </w:r>
+            <w:r>
+              <w:t>3</w:t>
+            </w:r>
+            <w:r>
+              <w:t xml:space="preserve">. </w:t>
+            </w:r>
+            <w:bookmarkStart w:id="1" w:name="_Hlk222342070"/>
+            <w:r>
+              <w:rPr>
+                <w:color w:val="000000"/>
+              </w:rPr>
+              <w:t>Интег</w:t>
+            </w:r>
+            <w:r>
+              <w:rPr>
+                <w:color w:val="000000"/>
+              </w:rPr>
+              <w:t>рация</w:t>
+            </w:r>
+            <w:r>
+              <w:rPr>
+                <w:color w:val="000000"/>
+              </w:rPr>
+              <w:t xml:space="preserve"> автоматическ</w:t>
+            </w:r>
+            <w:r>
+              <w:rPr>
+                <w:color w:val="000000"/>
+              </w:rPr>
+              <w:t>ой</w:t>
+            </w:r>
+            <w:r>
+              <w:rPr>
+                <w:color w:val="000000"/>
+              </w:rPr>
+              <w:t xml:space="preserve"> SSL-сертификаци</w:t>
+            </w:r>
+            <w:r>
+              <w:rPr>
+                <w:color w:val="000000"/>
+              </w:rPr>
+              <w:t>и</w:t>
+            </w:r>
+            <w:r>
+              <w:rPr>
+                <w:color w:val="000000"/>
+              </w:rPr>
               <w:t xml:space="preserve"> </w:t>
             </w:r>
-            <w:bookmarkStart w:id="2" w:name="_Hlk222342047"/>
-            <w:r>
-              <w:t>Настройк</w:t>
-            </w:r>
-            <w:r>
-              <w:t>а</w:t>
-            </w:r>
-            <w:r>
-              <w:t xml:space="preserve"> </w:t>
-            </w:r>
-            <w:r>
-              <w:rPr>
-                <w:lang w:val="en-US"/>
-              </w:rPr>
-              <w:t>MAIL</w:t>
-            </w:r>
-            <w:r>
-              <w:t>-сервера для отправки почты</w:t>
-            </w:r>
-            <w:r>
+            <w:r>
+              <w:rPr>
+                <w:color w:val="000000"/>
+              </w:rPr>
+              <w:t>для портала pr-cbs.ru и других доменов</w:t>
+            </w:r>
+            <w:r>
+              <w:rPr>
+                <w:color w:val="000000"/>
+              </w:rPr>
               <w:t>.</w:t>
             </w:r>
-            <w:bookmarkEnd w:id="2"/>
+            <w:bookmarkEnd w:id="1"/>
           </w:p>
         </w:tc>
         <w:tc>
@@ -2476,27 +2287,16 @@
               <w:t>(текстовый документ) (опубликовать в электронном портфолио, ссылка</w:t>
             </w:r>
             <w:r>
+              <w:t xml:space="preserve"> и </w:t>
+            </w:r>
+            <w:r>
               <w:t xml:space="preserve"> </w:t>
             </w:r>
-            <w:proofErr w:type="gramStart"/>
-            <w:r>
-              <w:t xml:space="preserve">и </w:t>
-            </w:r>
-            <w:r>
-              <w:t xml:space="preserve"> </w:t>
-            </w:r>
-            <w:r>
-              <w:rPr>
-                <w:color w:val="000000"/>
-              </w:rPr>
-              <w:t>QR</w:t>
-            </w:r>
-            <w:proofErr w:type="gramEnd"/>
-            <w:r>
-              <w:rPr>
-                <w:color w:val="000000"/>
-              </w:rPr>
-              <w:t xml:space="preserve">-код </w:t>
+            <w:r>
+              <w:rPr>
+                <w:color w:val="000000"/>
+              </w:rPr>
+              <w:t xml:space="preserve">QR-код </w:t>
             </w:r>
             <w:r>
               <w:t>в отчете).</w:t>
@@ -2530,6 +2330,42 @@
                 <w:szCs w:val="20"/>
               </w:rPr>
             </w:pPr>
+            <w:r>
+              <w:rPr>
+                <w:color w:val="000000"/>
+                <w:sz w:val="20"/>
+                <w:szCs w:val="20"/>
+                <w:lang w:val="en-US"/>
+              </w:rPr>
+              <w:t>02</w:t>
+            </w:r>
+            <w:r>
+              <w:rPr>
+                <w:color w:val="000000"/>
+                <w:sz w:val="20"/>
+                <w:szCs w:val="20"/>
+                <w:lang w:val="en-US"/>
+              </w:rPr>
+              <w:t>.0</w:t>
+            </w:r>
+            <w:r>
+              <w:rPr>
+                <w:color w:val="000000"/>
+                <w:sz w:val="20"/>
+                <w:szCs w:val="20"/>
+                <w:lang w:val="en-US"/>
+              </w:rPr>
+              <w:t>3</w:t>
+            </w:r>
+            <w:r>
+              <w:rPr>
+                <w:color w:val="000000"/>
+                <w:sz w:val="20"/>
+                <w:szCs w:val="20"/>
+                <w:lang w:val="en-US"/>
+              </w:rPr>
+              <w:t>.2026</w:t>
+            </w:r>
           </w:p>
         </w:tc>
         <w:tc>
@@ -2559,423 +2395,24 @@
                 <w:szCs w:val="20"/>
               </w:rPr>
             </w:pPr>
-          </w:p>
-        </w:tc>
-      </w:tr>
-      <w:tr>
-        <w:trPr>
-          <w:trHeight w:val="480"/>
-        </w:trPr>
-        <w:tc>
-          <w:tcPr>
-            <w:tcW w:w="4536" w:type="dxa"/>
-            <w:tcBorders>
-              <w:top w:val="single" w:sz="4" w:space="0" w:color="000000"/>
-              <w:left w:val="single" w:sz="4" w:space="0" w:color="000000"/>
-              <w:bottom w:val="single" w:sz="4" w:space="0" w:color="000000"/>
-              <w:right w:val="single" w:sz="4" w:space="0" w:color="000000"/>
-            </w:tcBorders>
-          </w:tcPr>
-          <w:p>
-            <w:pPr>
-              <w:pStyle w:val="ae"/>
-              <w:shd w:val="clear" w:color="auto" w:fill="FFFFFF"/>
-              <w:spacing w:before="0" w:beforeAutospacing="0" w:after="150" w:afterAutospacing="0"/>
-            </w:pPr>
-            <w:r>
-              <w:t xml:space="preserve">1.5. </w:t>
-            </w:r>
-            <w:bookmarkStart w:id="3" w:name="_Hlk222342070"/>
-            <w:r>
-              <w:rPr>
-                <w:color w:val="000000"/>
-              </w:rPr>
-              <w:t>Интег</w:t>
-            </w:r>
-            <w:r>
-              <w:rPr>
-                <w:color w:val="000000"/>
-              </w:rPr>
-              <w:t>рация</w:t>
-            </w:r>
-            <w:r>
-              <w:rPr>
-                <w:color w:val="000000"/>
-              </w:rPr>
-              <w:t xml:space="preserve"> автоматическ</w:t>
-            </w:r>
-            <w:r>
-              <w:rPr>
-                <w:color w:val="000000"/>
-              </w:rPr>
-              <w:t>ой</w:t>
-            </w:r>
-            <w:r>
-              <w:rPr>
-                <w:color w:val="000000"/>
-              </w:rPr>
-              <w:t xml:space="preserve"> SSL-сертификаци</w:t>
-            </w:r>
-            <w:r>
-              <w:rPr>
-                <w:color w:val="000000"/>
-              </w:rPr>
-              <w:t>и</w:t>
-            </w:r>
-            <w:r>
-              <w:rPr>
-                <w:color w:val="000000"/>
-              </w:rPr>
-              <w:t xml:space="preserve"> </w:t>
-            </w:r>
-            <w:r>
-              <w:rPr>
-                <w:color w:val="000000"/>
-              </w:rPr>
-              <w:t>для портала pr-cbs.ru и других доменов</w:t>
-            </w:r>
-            <w:r>
-              <w:rPr>
-                <w:color w:val="000000"/>
-              </w:rPr>
-              <w:t>.</w:t>
-            </w:r>
-            <w:bookmarkEnd w:id="3"/>
-          </w:p>
-        </w:tc>
-        <w:tc>
-          <w:tcPr>
-            <w:tcW w:w="2552" w:type="dxa"/>
-            <w:tcBorders>
-              <w:top w:val="single" w:sz="4" w:space="0" w:color="000000"/>
-              <w:left w:val="single" w:sz="4" w:space="0" w:color="000000"/>
-              <w:bottom w:val="single" w:sz="4" w:space="0" w:color="000000"/>
-              <w:right w:val="single" w:sz="4" w:space="0" w:color="000000"/>
-            </w:tcBorders>
-          </w:tcPr>
-          <w:p>
-            <w:pPr>
-              <w:widowControl w:val="0"/>
-              <w:pBdr>
-                <w:top w:val="nil"/>
-                <w:left w:val="nil"/>
-                <w:bottom w:val="nil"/>
-                <w:right w:val="nil"/>
-                <w:between w:val="nil"/>
-              </w:pBdr>
-              <w:spacing w:line="276" w:lineRule="auto"/>
+            <w:r>
               <w:rPr>
                 <w:color w:val="000000"/>
                 <w:sz w:val="20"/>
                 <w:szCs w:val="20"/>
-              </w:rPr>
-            </w:pPr>
-            <w:r>
-              <w:t>Текст отчёта</w:t>
-            </w:r>
-            <w:r>
-              <w:t xml:space="preserve"> </w:t>
-            </w:r>
-            <w:r>
-              <w:t xml:space="preserve">с описанием итогового результата </w:t>
-            </w:r>
-            <w:r>
-              <w:t>(текстовый документ) (опубликовать в электронном портфолио, ссылка</w:t>
-            </w:r>
-            <w:r>
-              <w:t xml:space="preserve"> </w:t>
-            </w:r>
-            <w:proofErr w:type="gramStart"/>
-            <w:r>
-              <w:t xml:space="preserve">и </w:t>
-            </w:r>
-            <w:r>
-              <w:t xml:space="preserve"> </w:t>
-            </w:r>
-            <w:r>
-              <w:rPr>
-                <w:color w:val="000000"/>
-              </w:rPr>
-              <w:t>QR</w:t>
-            </w:r>
-            <w:proofErr w:type="gramEnd"/>
-            <w:r>
-              <w:rPr>
-                <w:color w:val="000000"/>
-              </w:rPr>
-              <w:t xml:space="preserve">-код </w:t>
-            </w:r>
-            <w:r>
-              <w:t>в отчете).</w:t>
-            </w:r>
-          </w:p>
-        </w:tc>
-        <w:tc>
-          <w:tcPr>
-            <w:tcW w:w="1134" w:type="dxa"/>
-            <w:tcBorders>
-              <w:top w:val="single" w:sz="4" w:space="0" w:color="000000"/>
-              <w:left w:val="single" w:sz="4" w:space="0" w:color="000000"/>
-              <w:bottom w:val="single" w:sz="4" w:space="0" w:color="000000"/>
-              <w:right w:val="single" w:sz="4" w:space="0" w:color="000000"/>
-            </w:tcBorders>
-          </w:tcPr>
-          <w:p>
-            <w:pPr>
-              <w:widowControl w:val="0"/>
-              <w:pBdr>
-                <w:top w:val="nil"/>
-                <w:left w:val="nil"/>
-                <w:bottom w:val="nil"/>
-                <w:right w:val="nil"/>
-                <w:between w:val="nil"/>
-              </w:pBdr>
-              <w:spacing w:line="276" w:lineRule="auto"/>
+                <w:lang w:val="en-US"/>
+              </w:rPr>
+              <w:t>28</w:t>
+            </w:r>
+            <w:r>
               <w:rPr>
                 <w:color w:val="000000"/>
                 <w:sz w:val="20"/>
                 <w:szCs w:val="20"/>
-              </w:rPr>
-            </w:pPr>
-          </w:p>
-        </w:tc>
-        <w:tc>
-          <w:tcPr>
-            <w:tcW w:w="1498" w:type="dxa"/>
-            <w:tcBorders>
-              <w:top w:val="single" w:sz="4" w:space="0" w:color="000000"/>
-              <w:left w:val="single" w:sz="4" w:space="0" w:color="000000"/>
-              <w:bottom w:val="single" w:sz="4" w:space="0" w:color="000000"/>
-              <w:right w:val="single" w:sz="4" w:space="0" w:color="000000"/>
-            </w:tcBorders>
-          </w:tcPr>
-          <w:p>
-            <w:pPr>
-              <w:widowControl w:val="0"/>
-              <w:pBdr>
-                <w:top w:val="nil"/>
-                <w:left w:val="nil"/>
-                <w:bottom w:val="nil"/>
-                <w:right w:val="nil"/>
-                <w:between w:val="nil"/>
-              </w:pBdr>
-              <w:spacing w:line="276" w:lineRule="auto"/>
-              <w:rPr>
-                <w:color w:val="000000"/>
-                <w:sz w:val="20"/>
-                <w:szCs w:val="20"/>
-              </w:rPr>
-            </w:pPr>
-          </w:p>
-        </w:tc>
-      </w:tr>
-      <w:tr>
-        <w:trPr>
-          <w:trHeight w:val="480"/>
-        </w:trPr>
-        <w:tc>
-          <w:tcPr>
-            <w:tcW w:w="4536" w:type="dxa"/>
-            <w:tcBorders>
-              <w:top w:val="single" w:sz="4" w:space="0" w:color="000000"/>
-              <w:left w:val="single" w:sz="4" w:space="0" w:color="000000"/>
-              <w:bottom w:val="single" w:sz="4" w:space="0" w:color="000000"/>
-              <w:right w:val="single" w:sz="4" w:space="0" w:color="000000"/>
-            </w:tcBorders>
-          </w:tcPr>
-          <w:p>
-            <w:pPr>
-              <w:pStyle w:val="ae"/>
-              <w:shd w:val="clear" w:color="auto" w:fill="FFFFFF"/>
-              <w:spacing w:before="0" w:beforeAutospacing="0" w:after="150" w:afterAutospacing="0"/>
-            </w:pPr>
-            <w:r>
-              <w:t>1</w:t>
-            </w:r>
-            <w:r>
-              <w:t xml:space="preserve">.6. </w:t>
-            </w:r>
-            <w:bookmarkStart w:id="4" w:name="_Hlk222342088"/>
-            <w:r>
-              <w:rPr>
-                <w:color w:val="000000"/>
-              </w:rPr>
-              <w:t>Интег</w:t>
-            </w:r>
-            <w:r>
-              <w:rPr>
-                <w:color w:val="000000"/>
-              </w:rPr>
-              <w:t>рация</w:t>
-            </w:r>
-            <w:r>
-              <w:rPr>
-                <w:color w:val="000000"/>
-              </w:rPr>
-              <w:t xml:space="preserve"> </w:t>
-            </w:r>
-            <w:r>
-              <w:rPr>
-                <w:color w:val="000000"/>
-              </w:rPr>
-              <w:t>технологи</w:t>
-            </w:r>
-            <w:r>
-              <w:rPr>
-                <w:color w:val="000000"/>
-              </w:rPr>
-              <w:t xml:space="preserve">и </w:t>
-            </w:r>
-            <w:r>
-              <w:rPr>
-                <w:color w:val="000000"/>
-              </w:rPr>
-              <w:t>контейнеризации</w:t>
-            </w:r>
-            <w:r>
-              <w:rPr>
-                <w:color w:val="000000"/>
-              </w:rPr>
-              <w:t xml:space="preserve"> </w:t>
-            </w:r>
-            <w:r>
-              <w:rPr>
-                <w:color w:val="000000"/>
-              </w:rPr>
-              <w:t>карты bkg.pr-cbs.ru</w:t>
-            </w:r>
-            <w:r>
-              <w:rPr>
-                <w:color w:val="000000"/>
-              </w:rPr>
-              <w:t>.</w:t>
-            </w:r>
-            <w:bookmarkEnd w:id="4"/>
-          </w:p>
-        </w:tc>
-        <w:tc>
-          <w:tcPr>
-            <w:tcW w:w="2552" w:type="dxa"/>
-            <w:tcBorders>
-              <w:top w:val="single" w:sz="4" w:space="0" w:color="000000"/>
-              <w:left w:val="single" w:sz="4" w:space="0" w:color="000000"/>
-              <w:bottom w:val="single" w:sz="4" w:space="0" w:color="000000"/>
-              <w:right w:val="single" w:sz="4" w:space="0" w:color="000000"/>
-            </w:tcBorders>
-          </w:tcPr>
-          <w:p>
-            <w:pPr>
-              <w:widowControl w:val="0"/>
-              <w:pBdr>
-                <w:top w:val="nil"/>
-                <w:left w:val="nil"/>
-                <w:bottom w:val="nil"/>
-                <w:right w:val="nil"/>
-                <w:between w:val="nil"/>
-              </w:pBdr>
-              <w:spacing w:line="276" w:lineRule="auto"/>
-              <w:rPr>
-                <w:color w:val="000000"/>
-                <w:sz w:val="20"/>
-                <w:szCs w:val="20"/>
-              </w:rPr>
-            </w:pPr>
-            <w:r>
-              <w:t>Текст отчёта</w:t>
-            </w:r>
-            <w:r>
-              <w:t xml:space="preserve"> </w:t>
-            </w:r>
-            <w:r>
-              <w:t xml:space="preserve">с описанием итогового результата </w:t>
-            </w:r>
-            <w:r>
-              <w:t>(текстовый документ) (опубликовать в электронном портфолио, ссылка</w:t>
-            </w:r>
-            <w:r>
-              <w:t xml:space="preserve"> </w:t>
-            </w:r>
-            <w:proofErr w:type="gramStart"/>
-            <w:r>
-              <w:t xml:space="preserve">и </w:t>
-            </w:r>
-            <w:r>
-              <w:t xml:space="preserve"> </w:t>
-            </w:r>
-            <w:r>
-              <w:rPr>
-                <w:color w:val="000000"/>
-              </w:rPr>
-              <w:t>QR</w:t>
-            </w:r>
-            <w:proofErr w:type="gramEnd"/>
-            <w:r>
-              <w:rPr>
-                <w:color w:val="000000"/>
-              </w:rPr>
-              <w:t xml:space="preserve">-код </w:t>
-            </w:r>
-            <w:r>
-              <w:t>в отчете).</w:t>
-            </w:r>
-          </w:p>
-        </w:tc>
-        <w:tc>
-          <w:tcPr>
-            <w:tcW w:w="1134" w:type="dxa"/>
-            <w:tcBorders>
-              <w:top w:val="single" w:sz="4" w:space="0" w:color="000000"/>
-              <w:left w:val="single" w:sz="4" w:space="0" w:color="000000"/>
-              <w:bottom w:val="single" w:sz="4" w:space="0" w:color="000000"/>
-              <w:right w:val="single" w:sz="4" w:space="0" w:color="000000"/>
-            </w:tcBorders>
-          </w:tcPr>
-          <w:p>
-            <w:pPr>
-              <w:widowControl w:val="0"/>
-              <w:pBdr>
-                <w:top w:val="nil"/>
-                <w:left w:val="nil"/>
-                <w:bottom w:val="nil"/>
-                <w:right w:val="nil"/>
-                <w:between w:val="nil"/>
-              </w:pBdr>
-              <w:spacing w:line="276" w:lineRule="auto"/>
-              <w:rPr>
-                <w:color w:val="000000"/>
-                <w:sz w:val="20"/>
-                <w:szCs w:val="20"/>
-              </w:rPr>
-            </w:pPr>
-          </w:p>
-        </w:tc>
-        <w:tc>
-          <w:tcPr>
-            <w:tcW w:w="1498" w:type="dxa"/>
-            <w:tcBorders>
-              <w:top w:val="single" w:sz="4" w:space="0" w:color="000000"/>
-              <w:left w:val="single" w:sz="4" w:space="0" w:color="000000"/>
-              <w:bottom w:val="single" w:sz="4" w:space="0" w:color="000000"/>
-              <w:right w:val="single" w:sz="4" w:space="0" w:color="000000"/>
-            </w:tcBorders>
-          </w:tcPr>
-          <w:p>
-            <w:pPr>
-              <w:widowControl w:val="0"/>
-              <w:pBdr>
-                <w:top w:val="nil"/>
-                <w:left w:val="nil"/>
-                <w:bottom w:val="nil"/>
-                <w:right w:val="nil"/>
-                <w:between w:val="nil"/>
-              </w:pBdr>
-              <w:spacing w:line="276" w:lineRule="auto"/>
-              <w:rPr>
-                <w:color w:val="000000"/>
-                <w:sz w:val="20"/>
-                <w:szCs w:val="20"/>
-              </w:rPr>
-            </w:pPr>
+                <w:lang w:val="en-US"/>
+              </w:rPr>
+              <w:t>.02.2026</w:t>
+            </w:r>
           </w:p>
         </w:tc>
       </w:tr>
@@ -3063,28 +2500,7 @@
               <w:rPr>
                 <w:color w:val="000000"/>
               </w:rPr>
-              <w:t xml:space="preserve">Веб-портфолио формируется как </w:t>
-            </w:r>
-            <w:proofErr w:type="spellStart"/>
-            <w:r>
-              <w:rPr>
-                <w:color w:val="000000"/>
-              </w:rPr>
-              <w:t>Git</w:t>
-            </w:r>
-            <w:proofErr w:type="spellEnd"/>
-            <w:r>
-              <w:rPr>
-                <w:color w:val="000000"/>
-              </w:rPr>
-              <w:t xml:space="preserve">-репозиторий и содержит все загруженные в него результаты выполнения заданий, </w:t>
-            </w:r>
-            <w:r>
-              <w:rPr>
-                <w:color w:val="000000"/>
-              </w:rPr>
-              <w:lastRenderedPageBreak/>
-              <w:t xml:space="preserve">включая слайды. Пример репозитория: </w:t>
+              <w:t xml:space="preserve">Веб-портфолио формируется как Git-репозиторий и содержит все загруженные в него результаты выполнения заданий, включая слайды. Пример репозитория: </w:t>
             </w:r>
             <w:hyperlink r:id="rId7">
               <w:r>
@@ -3122,21 +2538,7 @@
               <w:rPr>
                 <w:color w:val="000000"/>
               </w:rPr>
-              <w:t xml:space="preserve">Ссылка на репозиторий дублируется в курсе </w:t>
-            </w:r>
-            <w:proofErr w:type="spellStart"/>
-            <w:r>
-              <w:rPr>
-                <w:color w:val="000000"/>
-              </w:rPr>
-              <w:t>Moodle</w:t>
-            </w:r>
-            <w:proofErr w:type="spellEnd"/>
-            <w:r>
-              <w:rPr>
-                <w:color w:val="000000"/>
-              </w:rPr>
-              <w:t xml:space="preserve"> </w:t>
+              <w:t xml:space="preserve">Ссылка на репозиторий дублируется в курсе Moodle </w:t>
             </w:r>
             <w:hyperlink r:id="rId8">
               <w:r>
@@ -3174,21 +2576,7 @@
               <w:rPr>
                 <w:color w:val="000000"/>
               </w:rPr>
-              <w:t xml:space="preserve"> Отчет (текстовый документ). Отчет должен содержать все выполненные задания </w:t>
-            </w:r>
-            <w:proofErr w:type="gramStart"/>
-            <w:r>
-              <w:rPr>
-                <w:color w:val="000000"/>
-              </w:rPr>
-              <w:t>и  ссылку</w:t>
-            </w:r>
-            <w:proofErr w:type="gramEnd"/>
-            <w:r>
-              <w:rPr>
-                <w:color w:val="000000"/>
-              </w:rPr>
-              <w:t xml:space="preserve"> на электронное портфолио.</w:t>
+              <w:t xml:space="preserve"> Отчет (текстовый документ). Отчет должен содержать все выполненные задания и  ссылку на электронное портфолио.</w:t>
             </w:r>
           </w:p>
         </w:tc>
@@ -3266,8 +2654,8 @@
           <w:szCs w:val="20"/>
         </w:rPr>
       </w:pPr>
-      <w:bookmarkStart w:id="5" w:name="_heading=h.30j0zll" w:colFirst="0" w:colLast="0"/>
-      <w:bookmarkEnd w:id="5"/>
+      <w:bookmarkStart w:id="2" w:name="_heading=h.30j0zll" w:colFirst="0" w:colLast="0"/>
+      <w:bookmarkEnd w:id="2"/>
     </w:p>
     <w:p>
       <w:pPr>
@@ -3395,7 +2783,6 @@
         </w:rPr>
         <w:t xml:space="preserve">февраля </w:t>
       </w:r>
-      <w:proofErr w:type="gramStart"/>
       <w:r>
         <w:rPr>
           <w:color w:val="000000"/>
@@ -3434,16 +2821,7 @@
           <w:sz w:val="20"/>
           <w:szCs w:val="20"/>
         </w:rPr>
-        <w:t xml:space="preserve"> г.</w:t>
-      </w:r>
-      <w:proofErr w:type="gramEnd"/>
-      <w:r>
-        <w:rPr>
-          <w:color w:val="000000"/>
-          <w:sz w:val="20"/>
-          <w:szCs w:val="20"/>
-        </w:rPr>
-        <w:t xml:space="preserve">  _____________________ ______________</w:t>
+        <w:t xml:space="preserve"> г.  _____________________ ______________</w:t>
       </w:r>
     </w:p>
     <w:p>
@@ -4770,28 +4148,28 @@
 </file>
 
 <file path=customXml/item1.xml><?xml version="1.0" encoding="utf-8"?>
+<b:Sources xmlns:b="http://schemas.openxmlformats.org/officeDocument/2006/bibliography" xmlns="http://schemas.openxmlformats.org/officeDocument/2006/bibliography" SelectedStyle="\APASixthEditionOfficeOnline.xsl" StyleName="APA" Version="6"/>
+</file>
+
+<file path=customXml/item2.xml><?xml version="1.0" encoding="utf-8"?>
 <go:gDocsCustomXmlDataStorage xmlns:go="http://customooxmlschemas.google.com/" xmlns:r="http://schemas.openxmlformats.org/officeDocument/2006/relationships">
   <go:docsCustomData xmlns:go="http://customooxmlschemas.google.com/" roundtripDataSignature="AMtx7mjsj8ygbc9hvY/KjWsWTQzPTl2+uA==">AMUW2mUgI81Fs8H1Grmzx4MIkx09qJJI4FHaVpFVKGPKugc+/j5fgg775DZAjh1Uq3IvC+6CMy/kGn0z8kcItUnhbNpxbkDqbh5E/UM3sAvF/wyWb1tC7ggDKNRiIk/JH8WnQ5mQJO05</go:docsCustomData>
 </go:gDocsCustomXmlDataStorage>
 </file>
 
-<file path=customXml/item2.xml><?xml version="1.0" encoding="utf-8"?>
-<b:Sources xmlns:b="http://schemas.openxmlformats.org/officeDocument/2006/bibliography" xmlns="http://schemas.openxmlformats.org/officeDocument/2006/bibliography" SelectedStyle="\APASixthEditionOfficeOnline.xsl" StyleName="APA" Version="6"/>
+<file path=customXml/itemProps1.xml><?xml version="1.0" encoding="utf-8"?>
+<ds:datastoreItem xmlns:ds="http://schemas.openxmlformats.org/officeDocument/2006/customXml" ds:itemID="{4E396388-9CF6-40A5-A6B0-130579C817D6}">
+  <ds:schemaRefs>
+    <ds:schemaRef ds:uri="http://schemas.openxmlformats.org/officeDocument/2006/bibliography"/>
+  </ds:schemaRefs>
+</ds:datastoreItem>
 </file>
 
-<file path=customXml/itemProps1.xml><?xml version="1.0" encoding="utf-8"?>
+<file path=customXml/itemProps2.xml><?xml version="1.0" encoding="utf-8"?>
 <ds:datastoreItem xmlns:ds="http://schemas.openxmlformats.org/officeDocument/2006/customXml" ds:itemID="{11111111-1234-1234-1234-123412341234}">
   <ds:schemaRefs>
     <ds:schemaRef ds:uri="http://customooxmlschemas.google.com/"/>
     <ds:schemaRef ds:uri="http://schemas.openxmlformats.org/officeDocument/2006/relationships"/>
   </ds:schemaRefs>
 </ds:datastoreItem>
-</file>
-
-<file path=customXml/itemProps2.xml><?xml version="1.0" encoding="utf-8"?>
-<ds:datastoreItem xmlns:ds="http://schemas.openxmlformats.org/officeDocument/2006/customXml" ds:itemID="{4E396388-9CF6-40A5-A6B0-130579C817D6}">
-  <ds:schemaRefs>
-    <ds:schemaRef ds:uri="http://schemas.openxmlformats.org/officeDocument/2006/bibliography"/>
-  </ds:schemaRefs>
-</ds:datastoreItem>
 </file>